--- a/docx/Дизайн-расширенной-рамки-прогноза.docx
+++ b/docx/Дизайн-расширенной-рамки-прогноза.docx
@@ -451,7 +451,7 @@
               <w:pStyle w:val="Compact"/>
             </w:pPr>
             <w:r>
-              <w:t xml:space="preserve">85 регионов</w:t>
+              <w:t xml:space="preserve">96 регионов</w:t>
             </w:r>
           </w:p>
         </w:tc>
@@ -486,7 +486,7 @@
               <w:pStyle w:val="Compact"/>
             </w:pPr>
             <w:r>
-              <w:t xml:space="preserve">Действующие ДДУ (количество, суммарная цена)</w:t>
+              <w:t xml:space="preserve">ИЖК на цели ИЖС</w:t>
             </w:r>
           </w:p>
         </w:tc>
@@ -508,18 +508,18 @@
               <w:pStyle w:val="Compact"/>
             </w:pPr>
             <w:r>
-              <w:t xml:space="preserve">98 регионов</w:t>
-            </w:r>
-          </w:p>
-        </w:tc>
-        <w:tc>
-          <w:tcPr/>
-          <w:p>
-            <w:pPr>
-              <w:pStyle w:val="Compact"/>
-            </w:pPr>
-            <w:r>
-              <w:t xml:space="preserve">2021-01…2026-08</w:t>
+              <w:t xml:space="preserve">96 регионов</w:t>
+            </w:r>
+          </w:p>
+        </w:tc>
+        <w:tc>
+          <w:tcPr/>
+          <w:p>
+            <w:pPr>
+              <w:pStyle w:val="Compact"/>
+            </w:pPr>
+            <w:r>
+              <w:t xml:space="preserve">2024-01…2026-08</w:t>
             </w:r>
           </w:p>
         </w:tc>
@@ -543,7 +543,7 @@
               <w:pStyle w:val="Compact"/>
             </w:pPr>
             <w:r>
-              <w:t xml:space="preserve">Эскроу: счета, остатки, раскрытия</w:t>
+              <w:t xml:space="preserve">Действующие ДДУ (количество, суммарная цена)</w:t>
             </w:r>
           </w:p>
         </w:tc>
@@ -565,18 +565,18 @@
               <w:pStyle w:val="Compact"/>
             </w:pPr>
             <w:r>
-              <w:t xml:space="preserve">85 регионов</w:t>
-            </w:r>
-          </w:p>
-        </w:tc>
-        <w:tc>
-          <w:tcPr/>
-          <w:p>
-            <w:pPr>
-              <w:pStyle w:val="Compact"/>
-            </w:pPr>
-            <w:r>
-              <w:t xml:space="preserve">2022-01…2026-07</w:t>
+              <w:t xml:space="preserve">98 регионов</w:t>
+            </w:r>
+          </w:p>
+        </w:tc>
+        <w:tc>
+          <w:tcPr/>
+          <w:p>
+            <w:pPr>
+              <w:pStyle w:val="Compact"/>
+            </w:pPr>
+            <w:r>
+              <w:t xml:space="preserve">2021-01…2026-08</w:t>
             </w:r>
           </w:p>
         </w:tc>
@@ -600,7 +600,7 @@
               <w:pStyle w:val="Compact"/>
             </w:pPr>
             <w:r>
-              <w:t xml:space="preserve">Ввод жилья оперативно</w:t>
+              <w:t xml:space="preserve">Эскроу: счета, остатки, раскрытия</w:t>
             </w:r>
           </w:p>
         </w:tc>
@@ -622,18 +622,79 @@
               <w:pStyle w:val="Compact"/>
             </w:pPr>
             <w:r>
-              <w:t xml:space="preserve">РФ</w:t>
-            </w:r>
-          </w:p>
-        </w:tc>
-        <w:tc>
-          <w:tcPr/>
-          <w:p>
-            <w:pPr>
-              <w:pStyle w:val="Compact"/>
-            </w:pPr>
-            <w:r>
-              <w:t xml:space="preserve">2024-01…2026-08</w:t>
+              <w:t xml:space="preserve">85 регионов</w:t>
+            </w:r>
+          </w:p>
+        </w:tc>
+        <w:tc>
+          <w:tcPr/>
+          <w:p>
+            <w:pPr>
+              <w:pStyle w:val="Compact"/>
+            </w:pPr>
+            <w:r>
+              <w:t xml:space="preserve">2022-01…2026-07</w:t>
+            </w:r>
+          </w:p>
+        </w:tc>
+      </w:tr>
+      <w:tr>
+        <w:tc>
+          <w:tcPr/>
+          <w:p>
+            <w:pPr>
+              <w:pStyle w:val="Compact"/>
+            </w:pPr>
+            <w:r>
+              <w:t xml:space="preserve">Первичка</w:t>
+            </w:r>
+          </w:p>
+        </w:tc>
+        <w:tc>
+          <w:tcPr/>
+          <w:p>
+            <w:pPr>
+              <w:pStyle w:val="Compact"/>
+            </w:pPr>
+            <w:r>
+              <w:rPr>
+                <w:b/>
+                <w:bCs/>
+              </w:rPr>
+              <w:t xml:space="preserve">Строящиеся МКД по 214-ФЗ, выданные разрешения, ввод МКД/ИЖС</w:t>
+            </w:r>
+          </w:p>
+        </w:tc>
+        <w:tc>
+          <w:tcPr/>
+          <w:p>
+            <w:pPr>
+              <w:pStyle w:val="Compact"/>
+            </w:pPr>
+            <w:r>
+              <w:t xml:space="preserve">месяц</w:t>
+            </w:r>
+          </w:p>
+        </w:tc>
+        <w:tc>
+          <w:tcPr/>
+          <w:p>
+            <w:pPr>
+              <w:pStyle w:val="Compact"/>
+            </w:pPr>
+            <w:r>
+              <w:t xml:space="preserve">75–81 регион</w:t>
+            </w:r>
+          </w:p>
+        </w:tc>
+        <w:tc>
+          <w:tcPr/>
+          <w:p>
+            <w:pPr>
+              <w:pStyle w:val="Compact"/>
+            </w:pPr>
+            <w:r>
+              <w:t xml:space="preserve">2020-01…2026-08</w:t>
             </w:r>
           </w:p>
         </w:tc>
@@ -718,7 +779,16 @@
               <w:pStyle w:val="Compact"/>
             </w:pPr>
             <w:r>
-              <w:t xml:space="preserve">ИЖК всего (число, объём)</w:t>
+              <w:t xml:space="preserve">ИЖК всего (число, объём) —</w:t>
+            </w:r>
+            <w:r>
+              <w:t xml:space="preserve"> </w:t>
+            </w:r>
+            <w:r>
+              <w:rPr>
+                <w:rStyle w:val="VerbatimChar"/>
+              </w:rPr>
+              <w:t xml:space="preserve">public.cbr_ihk_total</w:t>
             </w:r>
           </w:p>
         </w:tc>
@@ -740,28 +810,85 @@
               <w:pStyle w:val="Compact"/>
             </w:pPr>
             <w:r>
-              <w:t xml:space="preserve">86 регионов</w:t>
-            </w:r>
-          </w:p>
-        </w:tc>
-        <w:tc>
-          <w:tcPr/>
-          <w:p>
-            <w:pPr>
-              <w:pStyle w:val="Compact"/>
-            </w:pPr>
-            <w:r>
-              <w:t xml:space="preserve">в базе 13 мес,</w:t>
-            </w:r>
-            <w:r>
-              <w:t xml:space="preserve"> </w:t>
-            </w:r>
+              <w:t xml:space="preserve">96 регионов</w:t>
+            </w:r>
+          </w:p>
+        </w:tc>
+        <w:tc>
+          <w:tcPr/>
+          <w:p>
+            <w:pPr>
+              <w:pStyle w:val="Compact"/>
+            </w:pPr>
+            <w:r>
+              <w:t xml:space="preserve">2019-01…2026-08</w:t>
+            </w:r>
+          </w:p>
+        </w:tc>
+      </w:tr>
+      <w:tr>
+        <w:tc>
+          <w:tcPr/>
+          <w:p>
+            <w:pPr>
+              <w:pStyle w:val="Compact"/>
+            </w:pPr>
+            <w:r>
+              <w:t xml:space="preserve">Вторичка</w:t>
+            </w:r>
+          </w:p>
+        </w:tc>
+        <w:tc>
+          <w:tcPr/>
+          <w:p>
+            <w:pPr>
+              <w:pStyle w:val="Compact"/>
+            </w:pPr>
             <w:r>
               <w:rPr>
                 <w:b/>
                 <w:bCs/>
               </w:rPr>
-              <w:t xml:space="preserve">источник 2019-01+</w:t>
+              <w:t xml:space="preserve">Ставка по ИЖК без учёта ДДУ</w:t>
+            </w:r>
+            <w:r>
+              <w:t xml:space="preserve"> </w:t>
+            </w:r>
+            <w:r>
+              <w:t xml:space="preserve">(ставка вторичного рынка)</w:t>
+            </w:r>
+          </w:p>
+        </w:tc>
+        <w:tc>
+          <w:tcPr/>
+          <w:p>
+            <w:pPr>
+              <w:pStyle w:val="Compact"/>
+            </w:pPr>
+            <w:r>
+              <w:t xml:space="preserve">месяц</w:t>
+            </w:r>
+          </w:p>
+        </w:tc>
+        <w:tc>
+          <w:tcPr/>
+          <w:p>
+            <w:pPr>
+              <w:pStyle w:val="Compact"/>
+            </w:pPr>
+            <w:r>
+              <w:t xml:space="preserve">86 регионов</w:t>
+            </w:r>
+          </w:p>
+        </w:tc>
+        <w:tc>
+          <w:tcPr/>
+          <w:p>
+            <w:pPr>
+              <w:pStyle w:val="Compact"/>
+            </w:pPr>
+            <w:r>
+              <w:t xml:space="preserve">2025-06…2026-06</w:t>
             </w:r>
           </w:p>
         </w:tc>
@@ -774,86 +901,7 @@
               <w:pStyle w:val="Compact"/>
             </w:pPr>
             <w:r>
-              <w:t xml:space="preserve">Вторичка</w:t>
-            </w:r>
-          </w:p>
-        </w:tc>
-        <w:tc>
-          <w:tcPr/>
-          <w:p>
-            <w:pPr>
-              <w:pStyle w:val="Compact"/>
-            </w:pPr>
-            <w:r>
-              <w:t xml:space="preserve">Цены: уровень и индексы первички и вторички</w:t>
-            </w:r>
-          </w:p>
-        </w:tc>
-        <w:tc>
-          <w:tcPr/>
-          <w:p>
-            <w:pPr>
-              <w:pStyle w:val="Compact"/>
-            </w:pPr>
-            <w:r>
-              <w:t xml:space="preserve">квартал</w:t>
-            </w:r>
-          </w:p>
-        </w:tc>
-        <w:tc>
-          <w:tcPr/>
-          <w:p>
-            <w:pPr>
-              <w:pStyle w:val="Compact"/>
-            </w:pPr>
-            <w:r>
-              <w:t xml:space="preserve">Урал + РФ</w:t>
-            </w:r>
-          </w:p>
-        </w:tc>
-        <w:tc>
-          <w:tcPr/>
-          <w:p>
-            <w:pPr>
-              <w:pStyle w:val="Compact"/>
-            </w:pPr>
-            <w:r>
-              <w:t xml:space="preserve">2016Q1…2026Q2</w:t>
-            </w:r>
-          </w:p>
-        </w:tc>
-      </w:tr>
-      <w:tr>
-        <w:tc>
-          <w:tcPr/>
-          <w:p>
-            <w:pPr>
-              <w:pStyle w:val="Compact"/>
-            </w:pPr>
-            <w:r>
-              <w:t xml:space="preserve">Доходы</w:t>
-            </w:r>
-          </w:p>
-        </w:tc>
-        <w:tc>
-          <w:tcPr/>
-          <w:p>
-            <w:pPr>
-              <w:pStyle w:val="Compact"/>
-            </w:pPr>
-            <w:r>
-              <w:t xml:space="preserve">Реальные располагаемые доходы, зарплата</w:t>
-            </w:r>
-          </w:p>
-        </w:tc>
-        <w:tc>
-          <w:tcPr/>
-          <w:p>
-            <w:pPr>
-              <w:pStyle w:val="Compact"/>
-            </w:pPr>
-            <w:r>
-              <w:t xml:space="preserve">месяц</w:t>
+              <w:t xml:space="preserve">Цены</w:t>
             </w:r>
           </w:p>
         </w:tc>
@@ -868,18 +916,40 @@
                 <w:b/>
                 <w:bCs/>
               </w:rPr>
-              <w:t xml:space="preserve">только РФ</w:t>
-            </w:r>
-          </w:p>
-        </w:tc>
-        <w:tc>
-          <w:tcPr/>
-          <w:p>
-            <w:pPr>
-              <w:pStyle w:val="Compact"/>
-            </w:pPr>
-            <w:r>
-              <w:t xml:space="preserve">1999-01…2026-06</w:t>
+              <w:t xml:space="preserve">СберИндекс: медианная цена сделки на первичке и вторичке, цены предложения, число объявлений</w:t>
+            </w:r>
+          </w:p>
+        </w:tc>
+        <w:tc>
+          <w:tcPr/>
+          <w:p>
+            <w:pPr>
+              <w:pStyle w:val="Compact"/>
+            </w:pPr>
+            <w:r>
+              <w:t xml:space="preserve">месяц</w:t>
+            </w:r>
+          </w:p>
+        </w:tc>
+        <w:tc>
+          <w:tcPr/>
+          <w:p>
+            <w:pPr>
+              <w:pStyle w:val="Compact"/>
+            </w:pPr>
+            <w:r>
+              <w:t xml:space="preserve">78–85 регионов</w:t>
+            </w:r>
+          </w:p>
+        </w:tc>
+        <w:tc>
+          <w:tcPr/>
+          <w:p>
+            <w:pPr>
+              <w:pStyle w:val="Compact"/>
+            </w:pPr>
+            <w:r>
+              <w:t xml:space="preserve">2017-01…2026-08</w:t>
             </w:r>
           </w:p>
         </w:tc>
@@ -892,29 +962,64 @@
               <w:pStyle w:val="Compact"/>
             </w:pPr>
             <w:r>
-              <w:t xml:space="preserve">Сбережения</w:t>
-            </w:r>
-          </w:p>
-        </w:tc>
-        <w:tc>
-          <w:tcPr/>
-          <w:p>
-            <w:pPr>
-              <w:pStyle w:val="Compact"/>
-            </w:pPr>
-            <w:r>
-              <w:t xml:space="preserve">Объём вкладов физлиц</w:t>
-            </w:r>
-          </w:p>
-        </w:tc>
-        <w:tc>
-          <w:tcPr/>
-          <w:p>
-            <w:pPr>
-              <w:pStyle w:val="Compact"/>
-            </w:pPr>
-            <w:r>
-              <w:t xml:space="preserve">месяц</w:t>
+              <w:t xml:space="preserve">Цены</w:t>
+            </w:r>
+          </w:p>
+        </w:tc>
+        <w:tc>
+          <w:tcPr/>
+          <w:p>
+            <w:pPr>
+              <w:pStyle w:val="Compact"/>
+            </w:pPr>
+            <w:r>
+              <w:t xml:space="preserve">Росстат: уровень и индексы цен первички и вторички</w:t>
+            </w:r>
+          </w:p>
+        </w:tc>
+        <w:tc>
+          <w:tcPr/>
+          <w:p>
+            <w:pPr>
+              <w:pStyle w:val="Compact"/>
+            </w:pPr>
+            <w:r>
+              <w:t xml:space="preserve">квартал</w:t>
+            </w:r>
+          </w:p>
+        </w:tc>
+        <w:tc>
+          <w:tcPr/>
+          <w:p>
+            <w:pPr>
+              <w:pStyle w:val="Compact"/>
+            </w:pPr>
+            <w:r>
+              <w:t xml:space="preserve">Урал (10) + РФ</w:t>
+            </w:r>
+          </w:p>
+        </w:tc>
+        <w:tc>
+          <w:tcPr/>
+          <w:p>
+            <w:pPr>
+              <w:pStyle w:val="Compact"/>
+            </w:pPr>
+            <w:r>
+              <w:t xml:space="preserve">2016Q1…2026Q2</w:t>
+            </w:r>
+          </w:p>
+        </w:tc>
+      </w:tr>
+      <w:tr>
+        <w:tc>
+          <w:tcPr/>
+          <w:p>
+            <w:pPr>
+              <w:pStyle w:val="Compact"/>
+            </w:pPr>
+            <w:r>
+              <w:t xml:space="preserve">Доходы</w:t>
             </w:r>
           </w:p>
         </w:tc>
@@ -929,18 +1034,46 @@
                 <w:b/>
                 <w:bCs/>
               </w:rPr>
-              <w:t xml:space="preserve">только РФ</w:t>
-            </w:r>
-          </w:p>
-        </w:tc>
-        <w:tc>
-          <w:tcPr/>
-          <w:p>
-            <w:pPr>
-              <w:pStyle w:val="Compact"/>
-            </w:pPr>
-            <w:r>
-              <w:t xml:space="preserve">1999-01…2026-07</w:t>
+              <w:t xml:space="preserve">Среднемесячная начисленная зарплата по субъектам</w:t>
+            </w:r>
+            <w:r>
+              <w:t xml:space="preserve"> </w:t>
+            </w:r>
+            <w:r>
+              <w:t xml:space="preserve">(метрика 1126)</w:t>
+            </w:r>
+          </w:p>
+        </w:tc>
+        <w:tc>
+          <w:tcPr/>
+          <w:p>
+            <w:pPr>
+              <w:pStyle w:val="Compact"/>
+            </w:pPr>
+            <w:r>
+              <w:t xml:space="preserve">месяц</w:t>
+            </w:r>
+          </w:p>
+        </w:tc>
+        <w:tc>
+          <w:tcPr/>
+          <w:p>
+            <w:pPr>
+              <w:pStyle w:val="Compact"/>
+            </w:pPr>
+            <w:r>
+              <w:t xml:space="preserve">94 региона</w:t>
+            </w:r>
+          </w:p>
+        </w:tc>
+        <w:tc>
+          <w:tcPr/>
+          <w:p>
+            <w:pPr>
+              <w:pStyle w:val="Compact"/>
+            </w:pPr>
+            <w:r>
+              <w:t xml:space="preserve">2013-01…2026-05</w:t>
             </w:r>
           </w:p>
         </w:tc>
@@ -953,18 +1086,18 @@
               <w:pStyle w:val="Compact"/>
             </w:pPr>
             <w:r>
-              <w:t xml:space="preserve">Ставки</w:t>
-            </w:r>
-          </w:p>
-        </w:tc>
-        <w:tc>
-          <w:tcPr/>
-          <w:p>
-            <w:pPr>
-              <w:pStyle w:val="Compact"/>
-            </w:pPr>
-            <w:r>
-              <w:t xml:space="preserve">Ключевая, ипотечные по субъектам</w:t>
+              <w:t xml:space="preserve">Доходы</w:t>
+            </w:r>
+          </w:p>
+        </w:tc>
+        <w:tc>
+          <w:tcPr/>
+          <w:p>
+            <w:pPr>
+              <w:pStyle w:val="Compact"/>
+            </w:pPr>
+            <w:r>
+              <w:t xml:space="preserve">Реальные располагаемые доходы, зарплата (национально)</w:t>
             </w:r>
           </w:p>
         </w:tc>
@@ -986,18 +1119,18 @@
               <w:pStyle w:val="Compact"/>
             </w:pPr>
             <w:r>
-              <w:t xml:space="preserve">84 региона</w:t>
-            </w:r>
-          </w:p>
-        </w:tc>
-        <w:tc>
-          <w:tcPr/>
-          <w:p>
-            <w:pPr>
-              <w:pStyle w:val="Compact"/>
-            </w:pPr>
-            <w:r>
-              <w:t xml:space="preserve">2018-01…2026-08</w:t>
+              <w:t xml:space="preserve">только РФ</w:t>
+            </w:r>
+          </w:p>
+        </w:tc>
+        <w:tc>
+          <w:tcPr/>
+          <w:p>
+            <w:pPr>
+              <w:pStyle w:val="Compact"/>
+            </w:pPr>
+            <w:r>
+              <w:t xml:space="preserve">1999-01…2026-06</w:t>
             </w:r>
           </w:p>
         </w:tc>
@@ -1010,6 +1143,142 @@
               <w:pStyle w:val="Compact"/>
             </w:pPr>
             <w:r>
+              <w:t xml:space="preserve">Сбережения</w:t>
+            </w:r>
+          </w:p>
+        </w:tc>
+        <w:tc>
+          <w:tcPr/>
+          <w:p>
+            <w:pPr>
+              <w:pStyle w:val="Compact"/>
+            </w:pPr>
+            <w:r>
+              <w:rPr>
+                <w:b/>
+                <w:bCs/>
+              </w:rPr>
+              <w:t xml:space="preserve">Вклады физлиц по субъектам</w:t>
+            </w:r>
+            <w:r>
+              <w:t xml:space="preserve"> </w:t>
+            </w:r>
+            <w:r>
+              <w:t xml:space="preserve">(метрики 71961–71963, ЦБ</w:t>
+            </w:r>
+            <w:r>
+              <w:t xml:space="preserve"> </w:t>
+            </w:r>
+            <w:r>
+              <w:rPr>
+                <w:rStyle w:val="VerbatimChar"/>
+              </w:rPr>
+              <w:t xml:space="preserve">02_26</w:t>
+            </w:r>
+            <w:r>
+              <w:t xml:space="preserve">)</w:t>
+            </w:r>
+          </w:p>
+        </w:tc>
+        <w:tc>
+          <w:tcPr/>
+          <w:p>
+            <w:pPr>
+              <w:pStyle w:val="Compact"/>
+            </w:pPr>
+            <w:r>
+              <w:t xml:space="preserve">месяц</w:t>
+            </w:r>
+          </w:p>
+        </w:tc>
+        <w:tc>
+          <w:tcPr/>
+          <w:p>
+            <w:pPr>
+              <w:pStyle w:val="Compact"/>
+            </w:pPr>
+            <w:r>
+              <w:t xml:space="preserve">82 региона</w:t>
+            </w:r>
+          </w:p>
+        </w:tc>
+        <w:tc>
+          <w:tcPr/>
+          <w:p>
+            <w:pPr>
+              <w:pStyle w:val="Compact"/>
+            </w:pPr>
+            <w:r>
+              <w:t xml:space="preserve">2019-02…2026-09</w:t>
+            </w:r>
+          </w:p>
+        </w:tc>
+      </w:tr>
+      <w:tr>
+        <w:tc>
+          <w:tcPr/>
+          <w:p>
+            <w:pPr>
+              <w:pStyle w:val="Compact"/>
+            </w:pPr>
+            <w:r>
+              <w:t xml:space="preserve">Сбережения</w:t>
+            </w:r>
+          </w:p>
+        </w:tc>
+        <w:tc>
+          <w:tcPr/>
+          <w:p>
+            <w:pPr>
+              <w:pStyle w:val="Compact"/>
+            </w:pPr>
+            <w:r>
+              <w:t xml:space="preserve">Объём вкладов физлиц (национально, Росстат 4.5)</w:t>
+            </w:r>
+          </w:p>
+        </w:tc>
+        <w:tc>
+          <w:tcPr/>
+          <w:p>
+            <w:pPr>
+              <w:pStyle w:val="Compact"/>
+            </w:pPr>
+            <w:r>
+              <w:t xml:space="preserve">месяц</w:t>
+            </w:r>
+          </w:p>
+        </w:tc>
+        <w:tc>
+          <w:tcPr/>
+          <w:p>
+            <w:pPr>
+              <w:pStyle w:val="Compact"/>
+            </w:pPr>
+            <w:r>
+              <w:t xml:space="preserve">только РФ</w:t>
+            </w:r>
+          </w:p>
+        </w:tc>
+        <w:tc>
+          <w:tcPr/>
+          <w:p>
+            <w:pPr>
+              <w:pStyle w:val="Compact"/>
+            </w:pPr>
+            <w:r>
+              <w:t xml:space="preserve">1999-01…2026-07</w:t>
+            </w:r>
+          </w:p>
+        </w:tc>
+      </w:tr>
+      <w:tr>
+        <w:tc>
+          <w:tcPr/>
+          <w:p>
+            <w:pPr>
+              <w:pStyle w:val="Compact"/>
+            </w:pPr>
+            <w:r>
               <w:t xml:space="preserve">Ставки</w:t>
             </w:r>
           </w:p>
@@ -1021,8 +1290,87 @@
               <w:pStyle w:val="Compact"/>
             </w:pPr>
             <w:r>
+              <w:t xml:space="preserve">Ключевая, ипотечные по субъектам</w:t>
+            </w:r>
+          </w:p>
+        </w:tc>
+        <w:tc>
+          <w:tcPr/>
+          <w:p>
+            <w:pPr>
+              <w:pStyle w:val="Compact"/>
+            </w:pPr>
+            <w:r>
+              <w:t xml:space="preserve">месяц</w:t>
+            </w:r>
+          </w:p>
+        </w:tc>
+        <w:tc>
+          <w:tcPr/>
+          <w:p>
+            <w:pPr>
+              <w:pStyle w:val="Compact"/>
+            </w:pPr>
+            <w:r>
+              <w:t xml:space="preserve">84 региона</w:t>
+            </w:r>
+          </w:p>
+        </w:tc>
+        <w:tc>
+          <w:tcPr/>
+          <w:p>
+            <w:pPr>
+              <w:pStyle w:val="Compact"/>
+            </w:pPr>
+            <w:r>
+              <w:t xml:space="preserve">2018-01…2026-08</w:t>
+            </w:r>
+          </w:p>
+        </w:tc>
+      </w:tr>
+      <w:tr>
+        <w:tc>
+          <w:tcPr/>
+          <w:p>
+            <w:pPr>
+              <w:pStyle w:val="Compact"/>
+            </w:pPr>
+            <w:r>
+              <w:t xml:space="preserve">Ставки</w:t>
+            </w:r>
+          </w:p>
+        </w:tc>
+        <w:tc>
+          <w:tcPr/>
+          <w:p>
+            <w:pPr>
+              <w:pStyle w:val="Compact"/>
+            </w:pPr>
+            <w:r>
+              <w:rPr>
+                <w:b/>
+                <w:bCs/>
+              </w:rPr>
               <w:t xml:space="preserve">Средневзвешенный срок и ставка по ИЖК</w:t>
             </w:r>
+            <w:r>
+              <w:t xml:space="preserve"> </w:t>
+            </w:r>
+            <w:r>
+              <w:t xml:space="preserve">—</w:t>
+            </w:r>
+            <w:r>
+              <w:t xml:space="preserve"> </w:t>
+            </w:r>
+            <w:r>
+              <w:rPr>
+                <w:rStyle w:val="VerbatimChar"/>
+              </w:rPr>
+              <w:t xml:space="preserve">public.cbr_mortgage_terms</w:t>
+            </w:r>
+            <w:r>
+              <w:t xml:space="preserve">, метрика 1131</w:t>
+            </w:r>
           </w:p>
         </w:tc>
         <w:tc>
@@ -1043,18 +1391,75 @@
               <w:pStyle w:val="Compact"/>
             </w:pPr>
             <w:r>
-              <w:t xml:space="preserve">85 регионов</w:t>
-            </w:r>
-          </w:p>
-        </w:tc>
-        <w:tc>
-          <w:tcPr/>
-          <w:p>
-            <w:pPr>
-              <w:pStyle w:val="Compact"/>
-            </w:pPr>
-            <w:r>
-              <w:t xml:space="preserve">источник 2019-01+</w:t>
+              <w:t xml:space="preserve">91–96 регионов</w:t>
+            </w:r>
+          </w:p>
+        </w:tc>
+        <w:tc>
+          <w:tcPr/>
+          <w:p>
+            <w:pPr>
+              <w:pStyle w:val="Compact"/>
+            </w:pPr>
+            <w:r>
+              <w:t xml:space="preserve">2019-01…2026-08</w:t>
+            </w:r>
+          </w:p>
+        </w:tc>
+      </w:tr>
+      <w:tr>
+        <w:tc>
+          <w:tcPr/>
+          <w:p>
+            <w:pPr>
+              <w:pStyle w:val="Compact"/>
+            </w:pPr>
+            <w:r>
+              <w:t xml:space="preserve">Инфляция</w:t>
+            </w:r>
+          </w:p>
+        </w:tc>
+        <w:tc>
+          <w:tcPr/>
+          <w:p>
+            <w:pPr>
+              <w:pStyle w:val="Compact"/>
+            </w:pPr>
+            <w:r>
+              <w:t xml:space="preserve">ИПЦ по субъектам</w:t>
+            </w:r>
+          </w:p>
+        </w:tc>
+        <w:tc>
+          <w:tcPr/>
+          <w:p>
+            <w:pPr>
+              <w:pStyle w:val="Compact"/>
+            </w:pPr>
+            <w:r>
+              <w:t xml:space="preserve">месяц</w:t>
+            </w:r>
+          </w:p>
+        </w:tc>
+        <w:tc>
+          <w:tcPr/>
+          <w:p>
+            <w:pPr>
+              <w:pStyle w:val="Compact"/>
+            </w:pPr>
+            <w:r>
+              <w:t xml:space="preserve">Урал (10)</w:t>
+            </w:r>
+          </w:p>
+        </w:tc>
+        <w:tc>
+          <w:tcPr/>
+          <w:p>
+            <w:pPr>
+              <w:pStyle w:val="Compact"/>
+            </w:pPr>
+            <w:r>
+              <w:t xml:space="preserve">2022-01…2026-08</w:t>
             </w:r>
           </w:p>
         </w:tc>
@@ -1106,7 +1511,19 @@
         <w:t xml:space="preserve">90 месяцев)</w:t>
       </w:r>
       <w:r>
-        <w:t xml:space="preserve">. Это разные модели, а не одна панель.</w:t>
+        <w:t xml:space="preserve">, причём и доходы, и сбережения теперь представлены и на региональном</w:t>
+      </w:r>
+      <w:r>
+        <w:t xml:space="preserve"> </w:t>
+      </w:r>
+      <w:r>
+        <w:t xml:space="preserve">уровне (зарплата с 2013, вклады с 2019). Это по-прежнему разные модели, а не одна</w:t>
+      </w:r>
+      <w:r>
+        <w:t xml:space="preserve"> </w:t>
+      </w:r>
+      <w:r>
+        <w:t xml:space="preserve">панель.</w:t>
       </w:r>
     </w:p>
     <w:bookmarkEnd w:id="11"/>
@@ -1117,6 +1534,32 @@
       </w:pPr>
       <w:r>
         <w:t xml:space="preserve">3.2. Пробелы и как их закрывать</w:t>
+      </w:r>
+    </w:p>
+    <w:p>
+      <w:pPr>
+        <w:pStyle w:val="FirstParagraph"/>
+      </w:pPr>
+      <w:r>
+        <w:t xml:space="preserve">Аудит схем 02.10.2026 (public + staging + core, 16 339 метрик каталога) показал, что</w:t>
+      </w:r>
+      <w:r>
+        <w:t xml:space="preserve"> </w:t>
+      </w:r>
+      <w:r>
+        <w:t xml:space="preserve">первоначальный список пробелов был составлен по узкой выборке каталога и оказался</w:t>
+      </w:r>
+      <w:r>
+        <w:t xml:space="preserve"> </w:t>
+      </w:r>
+      <w:r>
+        <w:t xml:space="preserve">в основном неверным: длинные ряды по зарплате, срокам кредитов, ИЖК всего и ценам уже</w:t>
+      </w:r>
+      <w:r>
+        <w:t xml:space="preserve"> </w:t>
+      </w:r>
+      <w:r>
+        <w:t xml:space="preserve">существуют. Что осталось действительно незакрытым:</w:t>
       </w:r>
     </w:p>
     <w:p>
@@ -1132,37 +1575,25 @@
           <w:b/>
           <w:bCs/>
         </w:rPr>
-        <w:t xml:space="preserve">Региональные доходы.</w:t>
-      </w:r>
-      <w:r>
-        <w:t xml:space="preserve"> </w:t>
-      </w:r>
-      <w:r>
-        <w:t xml:space="preserve">В базе отсутствуют; Росстат/ЕМИСС публикует доходы и</w:t>
-      </w:r>
-      <w:r>
-        <w:t xml:space="preserve"> </w:t>
-      </w:r>
-      <w:r>
-        <w:t xml:space="preserve">зарплату по субъектам (зарплата — месячно, доходы — квартально/годово). Известное</w:t>
-      </w:r>
-      <w:r>
-        <w:t xml:space="preserve"> </w:t>
-      </w:r>
-      <w:r>
-        <w:t xml:space="preserve">ограничение: ЕМИСС с VPS отдаёт 403, нужен обходной канал или YC-IP. Ближайшая</w:t>
-      </w:r>
-      <w:r>
-        <w:t xml:space="preserve"> </w:t>
-      </w:r>
-      <w:r>
-        <w:t xml:space="preserve">замена, доступная без новых источников, — начисленная зарплата по субъектам и</w:t>
-      </w:r>
-      <w:r>
-        <w:t xml:space="preserve"> </w:t>
-      </w:r>
-      <w:r>
-        <w:t xml:space="preserve">индексы потребительских цен.</w:t>
+        <w:t xml:space="preserve">Региональные денежные доходы (не зарплата).</w:t>
+      </w:r>
+      <w:r>
+        <w:t xml:space="preserve"> </w:t>
+      </w:r>
+      <w:r>
+        <w:t xml:space="preserve">Есть только зарплата (94 региона)</w:t>
+      </w:r>
+      <w:r>
+        <w:t xml:space="preserve"> </w:t>
+      </w:r>
+      <w:r>
+        <w:t xml:space="preserve">и национальные доходы. Росстат/ЕМИСС публикует доходы по субъектам, но ЕМИСС с VPS</w:t>
+      </w:r>
+      <w:r>
+        <w:t xml:space="preserve"> </w:t>
+      </w:r>
+      <w:r>
+        <w:t xml:space="preserve">отдаёт 403 — нужен обходной канал или выгрузка с ВМ.</w:t>
       </w:r>
     </w:p>
     <w:p>
@@ -1178,25 +1609,19 @@
           <w:b/>
           <w:bCs/>
         </w:rPr>
-        <w:t xml:space="preserve">Региональные сбережения.</w:t>
-      </w:r>
-      <w:r>
-        <w:t xml:space="preserve"> </w:t>
-      </w:r>
-      <w:r>
-        <w:t xml:space="preserve">Вклады физлиц по субъектам ЦБ публикует (раздел</w:t>
-      </w:r>
-      <w:r>
-        <w:t xml:space="preserve"> </w:t>
-      </w:r>
-      <w:r>
-        <w:t xml:space="preserve">«Сведения о размещённых и привлечённых средствах»); файл по регионам существует,</w:t>
-      </w:r>
-      <w:r>
-        <w:t xml:space="preserve"> </w:t>
-      </w:r>
-      <w:r>
-        <w:t xml:space="preserve">но требует отдельной разведки и загрузки.</w:t>
+        <w:t xml:space="preserve">Региональные ставки по вкладам.</w:t>
+      </w:r>
+      <w:r>
+        <w:t xml:space="preserve"> </w:t>
+      </w:r>
+      <w:r>
+        <w:t xml:space="preserve">Индекс ставок ЦБ — национальный; для панели</w:t>
+      </w:r>
+      <w:r>
+        <w:t xml:space="preserve"> </w:t>
+      </w:r>
+      <w:r>
+        <w:t xml:space="preserve">либо средневзвешенные ставки банков региона, либо общероссийский ряд как общий фактор.</w:t>
       </w:r>
     </w:p>
     <w:p>
@@ -1212,80 +1637,52 @@
           <w:b/>
           <w:bCs/>
         </w:rPr>
-        <w:t xml:space="preserve">Вторичный рынок: сделки.</w:t>
-      </w:r>
-      <w:r>
-        <w:t xml:space="preserve"> </w:t>
-      </w:r>
-      <w:r>
-        <w:t xml:space="preserve">Прямого ряда сделок по регионам нет; доступный</w:t>
-      </w:r>
-      <w:r>
-        <w:t xml:space="preserve"> </w:t>
-      </w:r>
-      <w:r>
-        <w:t xml:space="preserve">путь —</w:t>
-      </w:r>
-      <w:r>
-        <w:t xml:space="preserve"> </w:t>
-      </w:r>
-      <w:r>
-        <w:rPr>
-          <w:b/>
-          <w:bCs/>
-        </w:rPr>
-        <w:t xml:space="preserve">ИЖК без ДДУ как прокси</w:t>
-      </w:r>
-      <w:r>
-        <w:t xml:space="preserve">: разность «ИЖК всего» (</w:t>
+        <w:t xml:space="preserve">Сделки вторичного рынка сверх ипотечных.</w:t>
+      </w:r>
+      <w:r>
+        <w:t xml:space="preserve"> </w:t>
+      </w:r>
+      <w:r>
+        <w:t xml:space="preserve">Прямого ряда нет; прокси — «ИЖК без</w:t>
+      </w:r>
+      <w:r>
+        <w:t xml:space="preserve"> </w:t>
+      </w:r>
+      <w:r>
+        <w:t xml:space="preserve">ДДУ» (разность</w:t>
+      </w:r>
+      <w:r>
+        <w:t xml:space="preserve"> </w:t>
       </w:r>
       <w:r>
         <w:rPr>
           <w:rStyle w:val="VerbatimChar"/>
         </w:rPr>
-        <w:t xml:space="preserve">02_10</w:t>
-      </w:r>
-      <w:r>
-        <w:t xml:space="preserve">/</w:t>
+        <w:t xml:space="preserve">cbr_ihk_total</w:t>
+      </w:r>
+      <w:r>
+        <w:t xml:space="preserve"> </w:t>
+      </w:r>
+      <w:r>
+        <w:t xml:space="preserve">и</w:t>
+      </w:r>
+      <w:r>
+        <w:t xml:space="preserve"> </w:t>
       </w:r>
       <w:r>
         <w:rPr>
           <w:rStyle w:val="VerbatimChar"/>
         </w:rPr>
-        <w:t xml:space="preserve">02_11</w:t>
-      </w:r>
-      <w:r>
-        <w:t xml:space="preserve">) и</w:t>
-      </w:r>
-      <w:r>
-        <w:t xml:space="preserve"> </w:t>
-      </w:r>
-      <w:r>
-        <w:t xml:space="preserve">«ИЖК по ДДУ» (</w:t>
-      </w:r>
-      <w:r>
-        <w:rPr>
-          <w:rStyle w:val="VerbatimChar"/>
-        </w:rPr>
-        <w:t xml:space="preserve">02_15</w:t>
-      </w:r>
-      <w:r>
-        <w:t xml:space="preserve">/</w:t>
-      </w:r>
-      <w:r>
-        <w:rPr>
-          <w:rStyle w:val="VerbatimChar"/>
-        </w:rPr>
-        <w:t xml:space="preserve">02_16</w:t>
-      </w:r>
-      <w:r>
-        <w:t xml:space="preserve">). Оба региональные и месячные; в базе ИЖК всего</w:t>
-      </w:r>
-      <w:r>
-        <w:t xml:space="preserve"> </w:t>
-      </w:r>
-      <w:r>
-        <w:t xml:space="preserve">загружен лишь за 13 месяцев, источник даёт с 2019 года.</w:t>
+        <w:t xml:space="preserve">cbr_ihk_ddu</w:t>
+      </w:r>
+      <w:r>
+        <w:t xml:space="preserve">, оба с 2019-01) плюс косвенные</w:t>
+      </w:r>
+      <w:r>
+        <w:t xml:space="preserve"> </w:t>
+      </w:r>
+      <w:r>
+        <w:t xml:space="preserve">показатели СберИндекса (число объявлений и медианные цены сделок).</w:t>
       </w:r>
     </w:p>
     <w:p>
@@ -1301,67 +1698,43 @@
           <w:b/>
           <w:bCs/>
         </w:rPr>
-        <w:t xml:space="preserve">Цены по всем регионам.</w:t>
-      </w:r>
-      <w:r>
-        <w:t xml:space="preserve"> </w:t>
-      </w:r>
-      <w:r>
-        <w:t xml:space="preserve">Росстат даёт квартальные; в базе только Урал. Для</w:t>
-      </w:r>
-      <w:r>
-        <w:t xml:space="preserve"> </w:t>
-      </w:r>
-      <w:r>
-        <w:t xml:space="preserve">панели нужны все субъекты.</w:t>
-      </w:r>
-    </w:p>
-    <w:p>
-      <w:pPr>
-        <w:pStyle w:val="Compact"/>
-        <w:numPr>
-          <w:ilvl w:val="0"/>
-          <w:numId w:val="1002"/>
-        </w:numPr>
-      </w:pPr>
+        <w:t xml:space="preserve">Расхождение источников по вкладам.</w:t>
+      </w:r>
+      <w:r>
+        <w:t xml:space="preserve"> </w:t>
+      </w:r>
+      <w:r>
+        <w:t xml:space="preserve">Сумма по субъектам (ЦБ</w:t>
+      </w:r>
+      <w:r>
+        <w:t xml:space="preserve"> </w:t>
+      </w:r>
       <w:r>
         <w:rPr>
-          <w:b/>
-          <w:bCs/>
+          <w:rStyle w:val="VerbatimChar"/>
         </w:rPr>
-        <w:t xml:space="preserve">Ставки по вкладам.</w:t>
-      </w:r>
-      <w:r>
-        <w:t xml:space="preserve"> </w:t>
-      </w:r>
-      <w:r>
-        <w:t xml:space="preserve">Индекс ставок по вкладам ЦБ — национальный; для</w:t>
-      </w:r>
-      <w:r>
-        <w:t xml:space="preserve"> </w:t>
-      </w:r>
-      <w:r>
-        <w:t xml:space="preserve">регионального разреза придётся использовать средневзвешенные ставки банков</w:t>
-      </w:r>
-      <w:r>
-        <w:t xml:space="preserve"> </w:t>
-      </w:r>
-      <w:r>
-        <w:t xml:space="preserve">региона или общероссийский ряд как общий фактор.</w:t>
-      </w:r>
-    </w:p>
-    <w:p>
-      <w:pPr>
-        <w:pStyle w:val="FirstParagraph"/>
-      </w:pPr>
-      <w:r>
-        <w:t xml:space="preserve">Пункты 1–4 — это работы по данным, а не по моделям; без них расширенная рамка</w:t>
-      </w:r>
-      <w:r>
-        <w:t xml:space="preserve"> </w:t>
-      </w:r>
-      <w:r>
-        <w:t xml:space="preserve">останется национальной.</w:t>
+        <w:t xml:space="preserve">02_26</w:t>
+      </w:r>
+      <w:r>
+        <w:t xml:space="preserve">) на июль 2026</w:t>
+      </w:r>
+      <w:r>
+        <w:t xml:space="preserve"> </w:t>
+      </w:r>
+      <w:r>
+        <w:t xml:space="preserve">даёт 74,0 трлн руб., национальный ряд Росстата (КЭП 4.5) — 67,1 трлн руб. Расхождение</w:t>
+      </w:r>
+      <w:r>
+        <w:t xml:space="preserve"> </w:t>
+      </w:r>
+      <w:r>
+        <w:t xml:space="preserve">около 10% требует объяснения до использования рядов в модели (различия методологии</w:t>
+      </w:r>
+      <w:r>
+        <w:t xml:space="preserve"> </w:t>
+      </w:r>
+      <w:r>
+        <w:t xml:space="preserve">или состава инструментов); зафиксировано, не сглажено.</w:t>
       </w:r>
     </w:p>
     <w:bookmarkEnd w:id="12"/>
